--- a/Video Game Design - year/Unit 3 - Physics & Collision/Daily Lesson Plans/Word/Day 18.docx
+++ b/Video Game Design - year/Unit 3 - Physics & Collision/Daily Lesson Plans/Word/Day 18.docx
@@ -50,16 +50,19 @@
               </w:rPr>
               <w:t xml:space="preserve">Video Game Design — Full Year</w:t>
             </w:r>
-          </w:p>
-          <w:p>
-            <w:pPr>
-              <w:spacing w:before="40"/>
-              <w:jc w:val="center"/>
-            </w:pPr>
-            <w:r>
-              <w:rPr>
-                <w:rFonts w:ascii="Arial" w:cs="Arial" w:eastAsia="Arial" w:hAnsi="Arial"/>
-                <w:color w:val="D1C4E9"/>
+            <w:r>
+              <w:rPr>
+                <w:rFonts w:ascii="Arial" w:cs="Arial" w:eastAsia="Arial" w:hAnsi="Arial"/>
+                <w:sz w:val="16"/>
+                <w:szCs w:val="16"/>
+              </w:rPr>
+              <w:br/>
+              <w:t xml:space="preserve"/>
+            </w:r>
+            <w:r>
+              <w:rPr>
+                <w:rFonts w:ascii="Arial" w:cs="Arial" w:eastAsia="Arial" w:hAnsi="Arial"/>
+                <w:color w:val="CE93D8"/>
                 <w:sz w:val="16"/>
                 <w:szCs w:val="16"/>
               </w:rPr>
@@ -83,7 +86,7 @@
           <w:rFonts w:ascii="Arial" w:cs="Arial" w:eastAsia="Arial" w:hAnsi="Arial"/>
           <w:b/>
           <w:bCs/>
-          <w:color w:val="311B56"/>
+          <w:color w:val="5B2D8E"/>
           <w:sz w:val="32"/>
           <w:szCs w:val="32"/>
         </w:rPr>
@@ -261,9 +264,9 @@
               <w:right w:val="single" w:color="CCCCCC" w:sz="1"/>
             </w:tcBorders>
             <w:tcMar>
-              <w:top w:type="dxa" w:w="60"/>
+              <w:top w:type="dxa" w:w="80"/>
               <w:left w:type="dxa" w:w="120"/>
-              <w:bottom w:type="dxa" w:w="60"/>
+              <w:bottom w:type="dxa" w:w="80"/>
               <w:right w:type="dxa" w:w="120"/>
             </w:tcMar>
           </w:tcPr>
@@ -290,20 +293,213 @@
               <w:right w:val="single" w:color="CCCCCC" w:sz="1"/>
             </w:tcBorders>
             <w:tcMar>
-              <w:top w:type="dxa" w:w="60"/>
+              <w:top w:type="dxa" w:w="80"/>
               <w:left w:type="dxa" w:w="120"/>
-              <w:bottom w:type="dxa" w:w="60"/>
+              <w:bottom w:type="dxa" w:w="80"/>
               <w:right w:type="dxa" w:w="120"/>
             </w:tcMar>
           </w:tcPr>
           <w:p>
-            <w:r>
-              <w:rPr>
-                <w:rFonts w:ascii="Arial" w:cs="Arial" w:eastAsia="Arial" w:hAnsi="Arial"/>
-                <w:sz w:val="20"/>
-                <w:szCs w:val="20"/>
+            <w:pPr>
+              <w:spacing w:after="80" w:before="80"/>
+            </w:pPr>
+            <w:r>
+              <w:rPr>
+                <w:rFonts w:ascii="Arial" w:cs="Arial" w:eastAsia="Arial" w:hAnsi="Arial"/>
+                <w:b/>
+                <w:bCs/>
+                <w:i w:val="false"/>
+                <w:iCs w:val="false"/>
+                <w:color w:val="000000"/>
+                <w:sz w:val="22"/>
+                <w:szCs w:val="22"/>
               </w:rPr>
               <w:t xml:space="preserve">Bell Ringer / Review</w:t>
+            </w:r>
+            <w:r>
+              <w:rPr>
+                <w:rFonts w:ascii="Arial" w:cs="Arial" w:eastAsia="Arial" w:hAnsi="Arial"/>
+                <w:sz w:val="20"/>
+                <w:szCs w:val="20"/>
+              </w:rPr>
+              <w:br/>
+              <w:t xml:space="preserve"/>
+            </w:r>
+            <w:r>
+              <w:rPr>
+                <w:rFonts w:ascii="Arial" w:cs="Arial" w:eastAsia="Arial" w:hAnsi="Arial"/>
+                <w:sz w:val="20"/>
+                <w:szCs w:val="20"/>
+              </w:rPr>
+              <w:br/>
+              <w:t xml:space="preserve"/>
+            </w:r>
+            <w:r>
+              <w:rPr>
+                <w:rFonts w:ascii="Arial" w:cs="Arial" w:eastAsia="Arial" w:hAnsi="Arial"/>
+                <w:b/>
+                <w:bCs/>
+                <w:i w:val="false"/>
+                <w:iCs w:val="false"/>
+                <w:color w:val="000000"/>
+                <w:sz w:val="20"/>
+                <w:szCs w:val="20"/>
+              </w:rPr>
+              <w:t xml:space="preserve">Quick Write </w:t>
+            </w:r>
+            <w:r>
+              <w:rPr>
+                <w:rFonts w:ascii="Arial" w:cs="Arial" w:eastAsia="Arial" w:hAnsi="Arial"/>
+                <w:b w:val="false"/>
+                <w:bCs w:val="false"/>
+                <w:i w:val="false"/>
+                <w:iCs w:val="false"/>
+                <w:color w:val="000000"/>
+                <w:sz w:val="20"/>
+                <w:szCs w:val="20"/>
+              </w:rPr>
+              <w:t xml:space="preserve">(3 min — written or verbal):</w:t>
+            </w:r>
+            <w:r>
+              <w:rPr>
+                <w:rFonts w:ascii="Arial" w:cs="Arial" w:eastAsia="Arial" w:hAnsi="Arial"/>
+                <w:sz w:val="20"/>
+                <w:szCs w:val="20"/>
+              </w:rPr>
+              <w:br/>
+              <w:t xml:space="preserve"/>
+            </w:r>
+            <w:r>
+              <w:rPr>
+                <w:rFonts w:ascii="Arial" w:cs="Arial" w:eastAsia="Arial" w:hAnsi="Arial"/>
+                <w:b w:val="false"/>
+                <w:bCs w:val="false"/>
+                <w:i w:val="false"/>
+                <w:iCs w:val="false"/>
+                <w:color w:val="000000"/>
+                <w:sz w:val="20"/>
+                <w:szCs w:val="20"/>
+              </w:rPr>
+              <w:t xml:space="preserve">    What do you already know about how to use 2D constraints, Physics2D.Raycast, and advanced 2D physics features?</w:t>
+            </w:r>
+            <w:r>
+              <w:rPr>
+                <w:rFonts w:ascii="Arial" w:cs="Arial" w:eastAsia="Arial" w:hAnsi="Arial"/>
+                <w:sz w:val="20"/>
+                <w:szCs w:val="20"/>
+              </w:rPr>
+              <w:br/>
+              <w:t xml:space="preserve"/>
+            </w:r>
+            <w:r>
+              <w:rPr>
+                <w:rFonts w:ascii="Arial" w:cs="Arial" w:eastAsia="Arial" w:hAnsi="Arial"/>
+                <w:sz w:val="20"/>
+                <w:szCs w:val="20"/>
+              </w:rPr>
+              <w:br/>
+              <w:t xml:space="preserve"/>
+            </w:r>
+            <w:r>
+              <w:rPr>
+                <w:rFonts w:ascii="Arial" w:cs="Arial" w:eastAsia="Arial" w:hAnsi="Arial"/>
+                <w:b/>
+                <w:bCs/>
+                <w:i w:val="false"/>
+                <w:iCs w:val="false"/>
+                <w:color w:val="000000"/>
+                <w:sz w:val="20"/>
+                <w:szCs w:val="20"/>
+              </w:rPr>
+              <w:t xml:space="preserve">Vocabulary Preview — </w:t>
+            </w:r>
+            <w:r>
+              <w:rPr>
+                <w:rFonts w:ascii="Arial" w:cs="Arial" w:eastAsia="Arial" w:hAnsi="Arial"/>
+                <w:b w:val="false"/>
+                <w:bCs w:val="false"/>
+                <w:i w:val="false"/>
+                <w:iCs w:val="false"/>
+                <w:color w:val="000000"/>
+                <w:sz w:val="20"/>
+                <w:szCs w:val="20"/>
+              </w:rPr>
+              <w:t xml:space="preserve">terms we'll use today:</w:t>
+            </w:r>
+            <w:r>
+              <w:rPr>
+                <w:rFonts w:ascii="Arial" w:cs="Arial" w:eastAsia="Arial" w:hAnsi="Arial"/>
+                <w:sz w:val="20"/>
+                <w:szCs w:val="20"/>
+              </w:rPr>
+              <w:br/>
+              <w:t xml:space="preserve"/>
+            </w:r>
+            <w:r>
+              <w:rPr>
+                <w:rFonts w:ascii="Arial" w:cs="Arial" w:eastAsia="Arial" w:hAnsi="Arial"/>
+                <w:b w:val="false"/>
+                <w:bCs w:val="false"/>
+                <w:i w:val="false"/>
+                <w:iCs w:val="false"/>
+                <w:color w:val="000000"/>
+                <w:sz w:val="20"/>
+                <w:szCs w:val="20"/>
+              </w:rPr>
+              <w:t xml:space="preserve">    • Rigidbody2D Constraints   •   Freeze Position X/Y   •   Freeze Rotation Z   •   Physics2D.Raycast   •   Gravity Scale   •   Drag &amp; Angular Drag</w:t>
+            </w:r>
+            <w:r>
+              <w:rPr>
+                <w:rFonts w:ascii="Arial" w:cs="Arial" w:eastAsia="Arial" w:hAnsi="Arial"/>
+                <w:sz w:val="20"/>
+                <w:szCs w:val="20"/>
+              </w:rPr>
+              <w:br/>
+              <w:t xml:space="preserve"/>
+            </w:r>
+            <w:r>
+              <w:rPr>
+                <w:rFonts w:ascii="Arial" w:cs="Arial" w:eastAsia="Arial" w:hAnsi="Arial"/>
+                <w:sz w:val="20"/>
+                <w:szCs w:val="20"/>
+              </w:rPr>
+              <w:br/>
+              <w:t xml:space="preserve"/>
+            </w:r>
+            <w:r>
+              <w:rPr>
+                <w:rFonts w:ascii="Arial" w:cs="Arial" w:eastAsia="Arial" w:hAnsi="Arial"/>
+                <w:b w:val="false"/>
+                <w:bCs w:val="false"/>
+                <w:i/>
+                <w:iCs/>
+                <w:color w:val="444444"/>
+                <w:sz w:val="20"/>
+                <w:szCs w:val="20"/>
+              </w:rPr>
+              <w:t xml:space="preserve">Today's Goal: By the end of class you will be able to use 2D constraints, Physics2D.Raycast, and advanced 2D physics features.</w:t>
+            </w:r>
+            <w:r>
+              <w:rPr>
+                <w:rFonts w:ascii="Arial" w:cs="Arial" w:eastAsia="Arial" w:hAnsi="Arial"/>
+                <w:sz w:val="20"/>
+                <w:szCs w:val="20"/>
+              </w:rPr>
+              <w:br/>
+              <w:t xml:space="preserve"/>
+            </w:r>
+            <w:r>
+              <w:rPr>
+                <w:rFonts w:ascii="Arial" w:cs="Arial" w:eastAsia="Arial" w:hAnsi="Arial"/>
+                <w:b w:val="false"/>
+                <w:bCs w:val="false"/>
+                <w:i/>
+                <w:iCs/>
+                <w:color w:val="555555"/>
+                <w:sz w:val="20"/>
+                <w:szCs w:val="20"/>
+              </w:rPr>
+              <w:t xml:space="preserve">→ Pair-share your response, then 2–3 students share with the class.</w:t>
             </w:r>
           </w:p>
         </w:tc>
@@ -319,9 +515,9 @@
               <w:right w:val="single" w:color="CCCCCC" w:sz="1"/>
             </w:tcBorders>
             <w:tcMar>
-              <w:top w:type="dxa" w:w="60"/>
+              <w:top w:type="dxa" w:w="80"/>
               <w:left w:type="dxa" w:w="120"/>
-              <w:bottom w:type="dxa" w:w="60"/>
+              <w:bottom w:type="dxa" w:w="80"/>
               <w:right w:type="dxa" w:w="120"/>
             </w:tcMar>
           </w:tcPr>
@@ -348,20 +544,424 @@
               <w:right w:val="single" w:color="CCCCCC" w:sz="1"/>
             </w:tcBorders>
             <w:tcMar>
-              <w:top w:type="dxa" w:w="60"/>
+              <w:top w:type="dxa" w:w="80"/>
               <w:left w:type="dxa" w:w="120"/>
-              <w:bottom w:type="dxa" w:w="60"/>
+              <w:bottom w:type="dxa" w:w="80"/>
               <w:right w:type="dxa" w:w="120"/>
             </w:tcMar>
           </w:tcPr>
           <w:p>
-            <w:r>
-              <w:rPr>
-                <w:rFonts w:ascii="Arial" w:cs="Arial" w:eastAsia="Arial" w:hAnsi="Arial"/>
-                <w:sz w:val="20"/>
-                <w:szCs w:val="20"/>
-              </w:rPr>
-              <w:t xml:space="preserve">Mini Lesson: 2D Physics Advanced — Constraints &amp; Raycasting</w:t>
+            <w:pPr>
+              <w:spacing w:after="80" w:before="80"/>
+            </w:pPr>
+            <w:r>
+              <w:rPr>
+                <w:rFonts w:ascii="Arial" w:cs="Arial" w:eastAsia="Arial" w:hAnsi="Arial"/>
+                <w:b/>
+                <w:bCs/>
+                <w:i w:val="false"/>
+                <w:iCs w:val="false"/>
+                <w:color w:val="000000"/>
+                <w:sz w:val="22"/>
+                <w:szCs w:val="22"/>
+              </w:rPr>
+              <w:t xml:space="preserve">Mini Lesson: </w:t>
+            </w:r>
+            <w:r>
+              <w:rPr>
+                <w:rFonts w:ascii="Arial" w:cs="Arial" w:eastAsia="Arial" w:hAnsi="Arial"/>
+                <w:b w:val="false"/>
+                <w:bCs w:val="false"/>
+                <w:i w:val="false"/>
+                <w:iCs w:val="false"/>
+                <w:color w:val="000000"/>
+                <w:sz w:val="22"/>
+                <w:szCs w:val="22"/>
+              </w:rPr>
+              <w:t xml:space="preserve">2D Physics Advanced — Constraints &amp; Raycasting</w:t>
+            </w:r>
+            <w:r>
+              <w:rPr>
+                <w:rFonts w:ascii="Arial" w:cs="Arial" w:eastAsia="Arial" w:hAnsi="Arial"/>
+                <w:sz w:val="20"/>
+                <w:szCs w:val="20"/>
+              </w:rPr>
+              <w:br/>
+              <w:t xml:space="preserve"/>
+            </w:r>
+            <w:r>
+              <w:rPr>
+                <w:rFonts w:ascii="Arial" w:cs="Arial" w:eastAsia="Arial" w:hAnsi="Arial"/>
+                <w:sz w:val="20"/>
+                <w:szCs w:val="20"/>
+              </w:rPr>
+              <w:br/>
+              <w:t xml:space="preserve"/>
+            </w:r>
+            <w:r>
+              <w:rPr>
+                <w:rFonts w:ascii="Arial" w:cs="Arial" w:eastAsia="Arial" w:hAnsi="Arial"/>
+                <w:b/>
+                <w:bCs/>
+                <w:i/>
+                <w:iCs/>
+                <w:color w:val="000000"/>
+                <w:sz w:val="20"/>
+                <w:szCs w:val="20"/>
+              </w:rPr>
+              <w:t xml:space="preserve">Learning Target: </w:t>
+            </w:r>
+            <w:r>
+              <w:rPr>
+                <w:rFonts w:ascii="Arial" w:cs="Arial" w:eastAsia="Arial" w:hAnsi="Arial"/>
+                <w:b w:val="false"/>
+                <w:bCs w:val="false"/>
+                <w:i/>
+                <w:iCs/>
+                <w:color w:val="333333"/>
+                <w:sz w:val="20"/>
+                <w:szCs w:val="20"/>
+              </w:rPr>
+              <w:t xml:space="preserve">I can use 2D constraints, Physics2D.Raycast, and advanced 2D physics features.</w:t>
+            </w:r>
+            <w:r>
+              <w:rPr>
+                <w:rFonts w:ascii="Arial" w:cs="Arial" w:eastAsia="Arial" w:hAnsi="Arial"/>
+                <w:sz w:val="20"/>
+                <w:szCs w:val="20"/>
+              </w:rPr>
+              <w:br/>
+              <w:t xml:space="preserve"/>
+            </w:r>
+            <w:r>
+              <w:rPr>
+                <w:rFonts w:ascii="Arial" w:cs="Arial" w:eastAsia="Arial" w:hAnsi="Arial"/>
+                <w:sz w:val="20"/>
+                <w:szCs w:val="20"/>
+              </w:rPr>
+              <w:br/>
+              <w:t xml:space="preserve"/>
+            </w:r>
+            <w:r>
+              <w:rPr>
+                <w:rFonts w:ascii="Arial" w:cs="Arial" w:eastAsia="Arial" w:hAnsi="Arial"/>
+                <w:b w:val="false"/>
+                <w:bCs w:val="false"/>
+                <w:i w:val="false"/>
+                <w:iCs w:val="false"/>
+                <w:color w:val="000000"/>
+                <w:sz w:val="20"/>
+                <w:szCs w:val="20"/>
+              </w:rPr>
+              <w:t xml:space="preserve">Physics2D.Raycast — 2D version of raycasting. Same concept as 3D but for 2D space.</w:t>
+            </w:r>
+            <w:r>
+              <w:rPr>
+                <w:rFonts w:ascii="Arial" w:cs="Arial" w:eastAsia="Arial" w:hAnsi="Arial"/>
+                <w:sz w:val="20"/>
+                <w:szCs w:val="20"/>
+              </w:rPr>
+              <w:br/>
+              <w:t xml:space="preserve"/>
+            </w:r>
+            <w:r>
+              <w:rPr>
+                <w:rFonts w:ascii="Arial" w:cs="Arial" w:eastAsia="Arial" w:hAnsi="Arial"/>
+                <w:b w:val="false"/>
+                <w:bCs w:val="false"/>
+                <w:i w:val="false"/>
+                <w:iCs w:val="false"/>
+                <w:color w:val="000000"/>
+                <w:sz w:val="20"/>
+                <w:szCs w:val="20"/>
+              </w:rPr>
+              <w:t xml:space="preserve">Gravity Scale — Control how much gravity affects object independently of global gravity.</w:t>
+            </w:r>
+            <w:r>
+              <w:rPr>
+                <w:rFonts w:ascii="Arial" w:cs="Arial" w:eastAsia="Arial" w:hAnsi="Arial"/>
+                <w:sz w:val="20"/>
+                <w:szCs w:val="20"/>
+              </w:rPr>
+              <w:br/>
+              <w:t xml:space="preserve"/>
+            </w:r>
+            <w:r>
+              <w:rPr>
+                <w:rFonts w:ascii="Arial" w:cs="Arial" w:eastAsia="Arial" w:hAnsi="Arial"/>
+                <w:sz w:val="20"/>
+                <w:szCs w:val="20"/>
+              </w:rPr>
+              <w:br/>
+              <w:t xml:space="preserve"/>
+            </w:r>
+            <w:r>
+              <w:rPr>
+                <w:rFonts w:ascii="Arial" w:cs="Arial" w:eastAsia="Arial" w:hAnsi="Arial"/>
+                <w:b/>
+                <w:bCs/>
+                <w:i w:val="false"/>
+                <w:iCs w:val="false"/>
+                <w:color w:val="000000"/>
+                <w:sz w:val="20"/>
+                <w:szCs w:val="20"/>
+              </w:rPr>
+              <w:t xml:space="preserve">Key Concepts:</w:t>
+            </w:r>
+            <w:r>
+              <w:rPr>
+                <w:rFonts w:ascii="Arial" w:cs="Arial" w:eastAsia="Arial" w:hAnsi="Arial"/>
+                <w:sz w:val="20"/>
+                <w:szCs w:val="20"/>
+              </w:rPr>
+              <w:br/>
+              <w:t xml:space="preserve"/>
+            </w:r>
+            <w:r>
+              <w:rPr>
+                <w:rFonts w:ascii="Arial" w:cs="Arial" w:eastAsia="Arial" w:hAnsi="Arial"/>
+                <w:b w:val="false"/>
+                <w:bCs w:val="false"/>
+                <w:i w:val="false"/>
+                <w:iCs w:val="false"/>
+                <w:color w:val="000000"/>
+                <w:sz w:val="20"/>
+                <w:szCs w:val="20"/>
+              </w:rPr>
+              <w:t xml:space="preserve">    • Freeze Position X/Y — Lock object to specific axes</w:t>
+            </w:r>
+            <w:r>
+              <w:rPr>
+                <w:rFonts w:ascii="Arial" w:cs="Arial" w:eastAsia="Arial" w:hAnsi="Arial"/>
+                <w:sz w:val="20"/>
+                <w:szCs w:val="20"/>
+              </w:rPr>
+              <w:br/>
+              <w:t xml:space="preserve"/>
+            </w:r>
+            <w:r>
+              <w:rPr>
+                <w:rFonts w:ascii="Arial" w:cs="Arial" w:eastAsia="Arial" w:hAnsi="Arial"/>
+                <w:b w:val="false"/>
+                <w:bCs w:val="false"/>
+                <w:i w:val="false"/>
+                <w:iCs w:val="false"/>
+                <w:color w:val="000000"/>
+                <w:sz w:val="20"/>
+                <w:szCs w:val="20"/>
+              </w:rPr>
+              <w:t xml:space="preserve">    • Freeze Rotation Z — Prevent spinning</w:t>
+            </w:r>
+            <w:r>
+              <w:rPr>
+                <w:rFonts w:ascii="Arial" w:cs="Arial" w:eastAsia="Arial" w:hAnsi="Arial"/>
+                <w:sz w:val="20"/>
+                <w:szCs w:val="20"/>
+              </w:rPr>
+              <w:br/>
+              <w:t xml:space="preserve"/>
+            </w:r>
+            <w:r>
+              <w:rPr>
+                <w:rFonts w:ascii="Arial" w:cs="Arial" w:eastAsia="Arial" w:hAnsi="Arial"/>
+                <w:b w:val="false"/>
+                <w:bCs w:val="false"/>
+                <w:i w:val="false"/>
+                <w:iCs w:val="false"/>
+                <w:color w:val="000000"/>
+                <w:sz w:val="20"/>
+                <w:szCs w:val="20"/>
+              </w:rPr>
+              <w:t xml:space="preserve">    • Celeste: Precise movement uses constraints and careful force application</w:t>
+            </w:r>
+            <w:r>
+              <w:rPr>
+                <w:rFonts w:ascii="Arial" w:cs="Arial" w:eastAsia="Arial" w:hAnsi="Arial"/>
+                <w:sz w:val="20"/>
+                <w:szCs w:val="20"/>
+              </w:rPr>
+              <w:br/>
+              <w:t xml:space="preserve"/>
+            </w:r>
+            <w:r>
+              <w:rPr>
+                <w:rFonts w:ascii="Arial" w:cs="Arial" w:eastAsia="Arial" w:hAnsi="Arial"/>
+                <w:b w:val="false"/>
+                <w:bCs w:val="false"/>
+                <w:i w:val="false"/>
+                <w:iCs w:val="false"/>
+                <w:color w:val="000000"/>
+                <w:sz w:val="20"/>
+                <w:szCs w:val="20"/>
+              </w:rPr>
+              <w:t xml:space="preserve">    • Hollow Knight: Wall slides use specialized colliders and movement logic</w:t>
+            </w:r>
+            <w:r>
+              <w:rPr>
+                <w:rFonts w:ascii="Arial" w:cs="Arial" w:eastAsia="Arial" w:hAnsi="Arial"/>
+                <w:sz w:val="20"/>
+                <w:szCs w:val="20"/>
+              </w:rPr>
+              <w:br/>
+              <w:t xml:space="preserve"/>
+            </w:r>
+            <w:r>
+              <w:rPr>
+                <w:rFonts w:ascii="Arial" w:cs="Arial" w:eastAsia="Arial" w:hAnsi="Arial"/>
+                <w:b w:val="false"/>
+                <w:bCs w:val="false"/>
+                <w:i w:val="false"/>
+                <w:iCs w:val="false"/>
+                <w:color w:val="000000"/>
+                <w:sz w:val="20"/>
+                <w:szCs w:val="20"/>
+              </w:rPr>
+              <w:t xml:space="preserve">    • Jump King: Simple vertical movement with constrained X axis</w:t>
+            </w:r>
+            <w:r>
+              <w:rPr>
+                <w:rFonts w:ascii="Arial" w:cs="Arial" w:eastAsia="Arial" w:hAnsi="Arial"/>
+                <w:sz w:val="20"/>
+                <w:szCs w:val="20"/>
+              </w:rPr>
+              <w:br/>
+              <w:t xml:space="preserve"/>
+            </w:r>
+            <w:r>
+              <w:rPr>
+                <w:rFonts w:ascii="Arial" w:cs="Arial" w:eastAsia="Arial" w:hAnsi="Arial"/>
+                <w:b w:val="false"/>
+                <w:bCs w:val="false"/>
+                <w:i w:val="false"/>
+                <w:iCs w:val="false"/>
+                <w:color w:val="000000"/>
+                <w:sz w:val="20"/>
+                <w:szCs w:val="20"/>
+              </w:rPr>
+              <w:t xml:space="preserve">    • Metroid: One-way platforms and bouncy jumps</w:t>
+            </w:r>
+            <w:r>
+              <w:rPr>
+                <w:rFonts w:ascii="Arial" w:cs="Arial" w:eastAsia="Arial" w:hAnsi="Arial"/>
+                <w:sz w:val="20"/>
+                <w:szCs w:val="20"/>
+              </w:rPr>
+              <w:br/>
+              <w:t xml:space="preserve"/>
+            </w:r>
+            <w:r>
+              <w:rPr>
+                <w:rFonts w:ascii="Arial" w:cs="Arial" w:eastAsia="Arial" w:hAnsi="Arial"/>
+                <w:sz w:val="20"/>
+                <w:szCs w:val="20"/>
+              </w:rPr>
+              <w:br/>
+              <w:t xml:space="preserve"/>
+            </w:r>
+            <w:r>
+              <w:rPr>
+                <w:rFonts w:ascii="Arial" w:cs="Arial" w:eastAsia="Arial" w:hAnsi="Arial"/>
+                <w:b/>
+                <w:bCs/>
+                <w:i w:val="false"/>
+                <w:iCs w:val="false"/>
+                <w:color w:val="000000"/>
+                <w:sz w:val="20"/>
+                <w:szCs w:val="20"/>
+              </w:rPr>
+              <w:t xml:space="preserve">Vocabulary: </w:t>
+            </w:r>
+            <w:r>
+              <w:rPr>
+                <w:rFonts w:ascii="Arial" w:cs="Arial" w:eastAsia="Arial" w:hAnsi="Arial"/>
+                <w:b w:val="false"/>
+                <w:bCs w:val="false"/>
+                <w:i w:val="false"/>
+                <w:iCs w:val="false"/>
+                <w:color w:val="000000"/>
+                <w:sz w:val="20"/>
+                <w:szCs w:val="20"/>
+              </w:rPr>
+              <w:t xml:space="preserve">Rigidbody2D Constraints, Freeze Position X/Y, Freeze Rotation Z, Physics2D.Raycast, Gravity Scale, Drag &amp; Angular Drag</w:t>
+            </w:r>
+            <w:r>
+              <w:rPr>
+                <w:rFonts w:ascii="Arial" w:cs="Arial" w:eastAsia="Arial" w:hAnsi="Arial"/>
+                <w:sz w:val="20"/>
+                <w:szCs w:val="20"/>
+              </w:rPr>
+              <w:br/>
+              <w:t xml:space="preserve"/>
+            </w:r>
+            <w:r>
+              <w:rPr>
+                <w:rFonts w:ascii="Arial" w:cs="Arial" w:eastAsia="Arial" w:hAnsi="Arial"/>
+                <w:sz w:val="20"/>
+                <w:szCs w:val="20"/>
+              </w:rPr>
+              <w:br/>
+              <w:t xml:space="preserve"/>
+            </w:r>
+            <w:r>
+              <w:rPr>
+                <w:rFonts w:ascii="Arial" w:cs="Arial" w:eastAsia="Arial" w:hAnsi="Arial"/>
+                <w:b/>
+                <w:bCs/>
+                <w:i/>
+                <w:iCs/>
+                <w:color w:val="555555"/>
+                <w:sz w:val="20"/>
+                <w:szCs w:val="20"/>
+              </w:rPr>
+              <w:t xml:space="preserve">→ Live Demo — </w:t>
+            </w:r>
+            <w:r>
+              <w:rPr>
+                <w:rFonts w:ascii="Arial" w:cs="Arial" w:eastAsia="Arial" w:hAnsi="Arial"/>
+                <w:b w:val="false"/>
+                <w:bCs w:val="false"/>
+                <w:i/>
+                <w:iCs/>
+                <w:color w:val="555555"/>
+                <w:sz w:val="20"/>
+                <w:szCs w:val="20"/>
+              </w:rPr>
+              <w:t xml:space="preserve">type examples as students follow along in their own editor.</w:t>
+            </w:r>
+            <w:r>
+              <w:rPr>
+                <w:rFonts w:ascii="Arial" w:cs="Arial" w:eastAsia="Arial" w:hAnsi="Arial"/>
+                <w:sz w:val="20"/>
+                <w:szCs w:val="20"/>
+              </w:rPr>
+              <w:br/>
+              <w:t xml:space="preserve"/>
+            </w:r>
+            <w:r>
+              <w:rPr>
+                <w:rFonts w:ascii="Arial" w:cs="Arial" w:eastAsia="Arial" w:hAnsi="Arial"/>
+                <w:b/>
+                <w:bCs/>
+                <w:i/>
+                <w:iCs/>
+                <w:color w:val="555555"/>
+                <w:sz w:val="20"/>
+                <w:szCs w:val="20"/>
+              </w:rPr>
+              <w:t xml:space="preserve">→ Check for Understanding: </w:t>
+            </w:r>
+            <w:r>
+              <w:rPr>
+                <w:rFonts w:ascii="Arial" w:cs="Arial" w:eastAsia="Arial" w:hAnsi="Arial"/>
+                <w:b w:val="false"/>
+                <w:bCs w:val="false"/>
+                <w:i/>
+                <w:iCs/>
+                <w:color w:val="555555"/>
+                <w:sz w:val="20"/>
+                <w:szCs w:val="20"/>
+              </w:rPr>
+              <w:t xml:space="preserve">pause and cold-call: “Can someone explain what we just did in their own words?”</w:t>
             </w:r>
           </w:p>
         </w:tc>
@@ -377,9 +977,9 @@
               <w:right w:val="single" w:color="CCCCCC" w:sz="1"/>
             </w:tcBorders>
             <w:tcMar>
-              <w:top w:type="dxa" w:w="60"/>
+              <w:top w:type="dxa" w:w="80"/>
               <w:left w:type="dxa" w:w="120"/>
-              <w:bottom w:type="dxa" w:w="60"/>
+              <w:bottom w:type="dxa" w:w="80"/>
               <w:right w:type="dxa" w:w="120"/>
             </w:tcMar>
           </w:tcPr>
@@ -406,20 +1006,90 @@
               <w:right w:val="single" w:color="CCCCCC" w:sz="1"/>
             </w:tcBorders>
             <w:tcMar>
-              <w:top w:type="dxa" w:w="60"/>
+              <w:top w:type="dxa" w:w="80"/>
               <w:left w:type="dxa" w:w="120"/>
-              <w:bottom w:type="dxa" w:w="60"/>
+              <w:bottom w:type="dxa" w:w="80"/>
               <w:right w:type="dxa" w:w="120"/>
             </w:tcMar>
           </w:tcPr>
           <w:p>
-            <w:r>
-              <w:rPr>
-                <w:rFonts w:ascii="Arial" w:cs="Arial" w:eastAsia="Arial" w:hAnsi="Arial"/>
-                <w:sz w:val="20"/>
-                <w:szCs w:val="20"/>
+            <w:pPr>
+              <w:spacing w:after="80" w:before="80"/>
+            </w:pPr>
+            <w:r>
+              <w:rPr>
+                <w:rFonts w:ascii="Arial" w:cs="Arial" w:eastAsia="Arial" w:hAnsi="Arial"/>
+                <w:b/>
+                <w:bCs/>
+                <w:i w:val="false"/>
+                <w:iCs w:val="false"/>
+                <w:color w:val="000000"/>
+                <w:sz w:val="22"/>
+                <w:szCs w:val="22"/>
               </w:rPr>
               <w:t xml:space="preserve">Guided Practice</w:t>
+            </w:r>
+            <w:r>
+              <w:rPr>
+                <w:rFonts w:ascii="Arial" w:cs="Arial" w:eastAsia="Arial" w:hAnsi="Arial"/>
+                <w:sz w:val="20"/>
+                <w:szCs w:val="20"/>
+              </w:rPr>
+              <w:br/>
+              <w:t xml:space="preserve"/>
+            </w:r>
+            <w:r>
+              <w:rPr>
+                <w:rFonts w:ascii="Arial" w:cs="Arial" w:eastAsia="Arial" w:hAnsi="Arial"/>
+                <w:sz w:val="20"/>
+                <w:szCs w:val="20"/>
+              </w:rPr>
+              <w:br/>
+              <w:t xml:space="preserve"/>
+            </w:r>
+            <w:r>
+              <w:rPr>
+                <w:rFonts w:ascii="Arial" w:cs="Arial" w:eastAsia="Arial" w:hAnsi="Arial"/>
+                <w:b w:val="false"/>
+                <w:bCs w:val="false"/>
+                <w:i w:val="false"/>
+                <w:iCs w:val="false"/>
+                <w:color w:val="000000"/>
+                <w:sz w:val="20"/>
+                <w:szCs w:val="20"/>
+              </w:rPr>
+              <w:t xml:space="preserve">1. Build a challenging 2D platformer level</w:t>
+            </w:r>
+            <w:r>
+              <w:rPr>
+                <w:rFonts w:ascii="Arial" w:cs="Arial" w:eastAsia="Arial" w:hAnsi="Arial"/>
+                <w:sz w:val="20"/>
+                <w:szCs w:val="20"/>
+              </w:rPr>
+              <w:br/>
+              <w:t xml:space="preserve"/>
+            </w:r>
+            <w:r>
+              <w:rPr>
+                <w:rFonts w:ascii="Arial" w:cs="Arial" w:eastAsia="Arial" w:hAnsi="Arial"/>
+                <w:sz w:val="20"/>
+                <w:szCs w:val="20"/>
+              </w:rPr>
+              <w:br/>
+              <w:t xml:space="preserve"/>
+            </w:r>
+            <w:r>
+              <w:rPr>
+                <w:rFonts w:ascii="Arial" w:cs="Arial" w:eastAsia="Arial" w:hAnsi="Arial"/>
+                <w:b w:val="false"/>
+                <w:bCs w:val="false"/>
+                <w:i/>
+                <w:iCs/>
+                <w:color w:val="555555"/>
+                <w:sz w:val="20"/>
+                <w:szCs w:val="20"/>
+              </w:rPr>
+              <w:t xml:space="preserve">→ Teacher models — students try alongside, then compare results.</w:t>
             </w:r>
           </w:p>
         </w:tc>
@@ -435,9 +1105,9 @@
               <w:right w:val="single" w:color="CCCCCC" w:sz="1"/>
             </w:tcBorders>
             <w:tcMar>
-              <w:top w:type="dxa" w:w="60"/>
+              <w:top w:type="dxa" w:w="80"/>
               <w:left w:type="dxa" w:w="120"/>
-              <w:bottom w:type="dxa" w:w="60"/>
+              <w:bottom w:type="dxa" w:w="80"/>
               <w:right w:type="dxa" w:w="120"/>
             </w:tcMar>
           </w:tcPr>
@@ -450,7 +1120,7 @@
                 <w:sz w:val="20"/>
                 <w:szCs w:val="20"/>
               </w:rPr>
-              <w:t xml:space="preserve">15-20 min</w:t>
+              <w:t xml:space="preserve">15–20 min</w:t>
             </w:r>
           </w:p>
         </w:tc>
@@ -464,20 +1134,81 @@
               <w:right w:val="single" w:color="CCCCCC" w:sz="1"/>
             </w:tcBorders>
             <w:tcMar>
-              <w:top w:type="dxa" w:w="60"/>
+              <w:top w:type="dxa" w:w="80"/>
               <w:left w:type="dxa" w:w="120"/>
-              <w:bottom w:type="dxa" w:w="60"/>
+              <w:bottom w:type="dxa" w:w="80"/>
               <w:right w:type="dxa" w:w="120"/>
             </w:tcMar>
           </w:tcPr>
           <w:p>
-            <w:r>
-              <w:rPr>
-                <w:rFonts w:ascii="Arial" w:cs="Arial" w:eastAsia="Arial" w:hAnsi="Arial"/>
-                <w:sz w:val="20"/>
-                <w:szCs w:val="20"/>
-              </w:rPr>
-              <w:t xml:space="preserve">Independent Practice / Build Time</w:t>
+            <w:pPr>
+              <w:spacing w:after="80" w:before="80"/>
+            </w:pPr>
+            <w:r>
+              <w:rPr>
+                <w:rFonts w:ascii="Arial" w:cs="Arial" w:eastAsia="Arial" w:hAnsi="Arial"/>
+                <w:b/>
+                <w:bCs/>
+                <w:i w:val="false"/>
+                <w:iCs w:val="false"/>
+                <w:color w:val="000000"/>
+                <w:sz w:val="22"/>
+                <w:szCs w:val="22"/>
+              </w:rPr>
+              <w:t xml:space="preserve">Independent Practice / Code Along</w:t>
+            </w:r>
+            <w:r>
+              <w:rPr>
+                <w:rFonts w:ascii="Arial" w:cs="Arial" w:eastAsia="Arial" w:hAnsi="Arial"/>
+                <w:sz w:val="20"/>
+                <w:szCs w:val="20"/>
+              </w:rPr>
+              <w:br/>
+              <w:t xml:space="preserve"/>
+            </w:r>
+            <w:r>
+              <w:rPr>
+                <w:rFonts w:ascii="Arial" w:cs="Arial" w:eastAsia="Arial" w:hAnsi="Arial"/>
+                <w:b w:val="false"/>
+                <w:bCs w:val="false"/>
+                <w:i w:val="false"/>
+                <w:iCs w:val="false"/>
+                <w:color w:val="000000"/>
+                <w:sz w:val="20"/>
+                <w:szCs w:val="20"/>
+              </w:rPr>
+              <w:t xml:space="preserve">    Work through problems from the day's exercise set.</w:t>
+            </w:r>
+            <w:r>
+              <w:rPr>
+                <w:rFonts w:ascii="Arial" w:cs="Arial" w:eastAsia="Arial" w:hAnsi="Arial"/>
+                <w:sz w:val="20"/>
+                <w:szCs w:val="20"/>
+              </w:rPr>
+              <w:br/>
+              <w:t xml:space="preserve"/>
+            </w:r>
+            <w:r>
+              <w:rPr>
+                <w:rFonts w:ascii="Arial" w:cs="Arial" w:eastAsia="Arial" w:hAnsi="Arial"/>
+                <w:sz w:val="20"/>
+                <w:szCs w:val="20"/>
+              </w:rPr>
+              <w:br/>
+              <w:t xml:space="preserve"/>
+            </w:r>
+            <w:r>
+              <w:rPr>
+                <w:rFonts w:ascii="Arial" w:cs="Arial" w:eastAsia="Arial" w:hAnsi="Arial"/>
+                <w:b w:val="false"/>
+                <w:bCs w:val="false"/>
+                <w:i/>
+                <w:iCs/>
+                <w:color w:val="555555"/>
+                <w:sz w:val="20"/>
+                <w:szCs w:val="20"/>
+              </w:rPr>
+              <w:t xml:space="preserve">→ Teacher circulates — offer hints, check for understanding.</w:t>
             </w:r>
           </w:p>
         </w:tc>
@@ -493,9 +1224,9 @@
               <w:right w:val="single" w:color="CCCCCC" w:sz="1"/>
             </w:tcBorders>
             <w:tcMar>
-              <w:top w:type="dxa" w:w="60"/>
+              <w:top w:type="dxa" w:w="80"/>
               <w:left w:type="dxa" w:w="120"/>
-              <w:bottom w:type="dxa" w:w="60"/>
+              <w:bottom w:type="dxa" w:w="80"/>
               <w:right w:type="dxa" w:w="120"/>
             </w:tcMar>
           </w:tcPr>
@@ -522,20 +1253,90 @@
               <w:right w:val="single" w:color="CCCCCC" w:sz="1"/>
             </w:tcBorders>
             <w:tcMar>
-              <w:top w:type="dxa" w:w="60"/>
+              <w:top w:type="dxa" w:w="80"/>
               <w:left w:type="dxa" w:w="120"/>
-              <w:bottom w:type="dxa" w:w="60"/>
+              <w:bottom w:type="dxa" w:w="80"/>
               <w:right w:type="dxa" w:w="120"/>
             </w:tcMar>
           </w:tcPr>
           <w:p>
-            <w:r>
-              <w:rPr>
-                <w:rFonts w:ascii="Arial" w:cs="Arial" w:eastAsia="Arial" w:hAnsi="Arial"/>
-                <w:sz w:val="20"/>
-                <w:szCs w:val="20"/>
+            <w:pPr>
+              <w:spacing w:after="80" w:before="80"/>
+            </w:pPr>
+            <w:r>
+              <w:rPr>
+                <w:rFonts w:ascii="Arial" w:cs="Arial" w:eastAsia="Arial" w:hAnsi="Arial"/>
+                <w:b/>
+                <w:bCs/>
+                <w:i w:val="false"/>
+                <w:iCs w:val="false"/>
+                <w:color w:val="000000"/>
+                <w:sz w:val="22"/>
+                <w:szCs w:val="22"/>
               </w:rPr>
               <w:t xml:space="preserve">Exit Ticket / Wrap-Up</w:t>
+            </w:r>
+            <w:r>
+              <w:rPr>
+                <w:rFonts w:ascii="Arial" w:cs="Arial" w:eastAsia="Arial" w:hAnsi="Arial"/>
+                <w:sz w:val="20"/>
+                <w:szCs w:val="20"/>
+              </w:rPr>
+              <w:br/>
+              <w:t xml:space="preserve"/>
+            </w:r>
+            <w:r>
+              <w:rPr>
+                <w:rFonts w:ascii="Arial" w:cs="Arial" w:eastAsia="Arial" w:hAnsi="Arial"/>
+                <w:sz w:val="20"/>
+                <w:szCs w:val="20"/>
+              </w:rPr>
+              <w:br/>
+              <w:t xml:space="preserve"/>
+            </w:r>
+            <w:r>
+              <w:rPr>
+                <w:rFonts w:ascii="Arial" w:cs="Arial" w:eastAsia="Arial" w:hAnsi="Arial"/>
+                <w:b w:val="false"/>
+                <w:bCs w:val="false"/>
+                <w:i w:val="false"/>
+                <w:iCs w:val="false"/>
+                <w:color w:val="000000"/>
+                <w:sz w:val="20"/>
+                <w:szCs w:val="20"/>
+              </w:rPr>
+              <w:t xml:space="preserve">Quick Check: Use 2D constraints, Physics2D.Raycast, and advanced 2D physics features?</w:t>
+            </w:r>
+            <w:r>
+              <w:rPr>
+                <w:rFonts w:ascii="Arial" w:cs="Arial" w:eastAsia="Arial" w:hAnsi="Arial"/>
+                <w:sz w:val="20"/>
+                <w:szCs w:val="20"/>
+              </w:rPr>
+              <w:br/>
+              <w:t xml:space="preserve"/>
+            </w:r>
+            <w:r>
+              <w:rPr>
+                <w:rFonts w:ascii="Arial" w:cs="Arial" w:eastAsia="Arial" w:hAnsi="Arial"/>
+                <w:sz w:val="20"/>
+                <w:szCs w:val="20"/>
+              </w:rPr>
+              <w:br/>
+              <w:t xml:space="preserve"/>
+            </w:r>
+            <w:r>
+              <w:rPr>
+                <w:rFonts w:ascii="Arial" w:cs="Arial" w:eastAsia="Arial" w:hAnsi="Arial"/>
+                <w:b w:val="false"/>
+                <w:bCs w:val="false"/>
+                <w:i/>
+                <w:iCs/>
+                <w:color w:val="555555"/>
+                <w:sz w:val="20"/>
+                <w:szCs w:val="20"/>
+              </w:rPr>
+              <w:t xml:space="preserve">→ 3–2–1: Name 3 things learned, 2 new vocab words, 1 question you still have.</w:t>
             </w:r>
           </w:p>
         </w:tc>

--- a/Video Game Design - year/Unit 3 - Physics & Collision/Daily Lesson Plans/Word/Day 18.docx
+++ b/Video Game Design - year/Unit 3 - Physics & Collision/Daily Lesson Plans/Word/Day 18.docx
@@ -380,7 +380,7 @@
                 <w:sz w:val="20"/>
                 <w:szCs w:val="20"/>
               </w:rPr>
-              <w:t xml:space="preserve">    What do you already know about how to use 2D constraints, Physics2D.Raycast, and advanced 2D physics features?</w:t>
+              <w:t xml:space="preserve">    Have you ever used 2D constraints, Physics2D.Raycast, before? Where might 2D constraints, Physics2D.Raycast, be useful in a real program?</w:t>
             </w:r>
             <w:r>
               <w:rPr>
@@ -477,7 +477,7 @@
                 <w:sz w:val="20"/>
                 <w:szCs w:val="20"/>
               </w:rPr>
-              <w:t xml:space="preserve">Today's Goal: By the end of class you will be able to use 2D constraints, Physics2D.Raycast, and advanced 2D physics features.</w:t>
+              <w:t xml:space="preserve">Today’s Goal: By the end of class you will be able to use 2D constraints, Physics2D.Raycast, and advanced 2D physics features.</w:t>
             </w:r>
             <w:r>
               <w:rPr>
@@ -1305,7 +1305,7 @@
                 <w:sz w:val="20"/>
                 <w:szCs w:val="20"/>
               </w:rPr>
-              <w:t xml:space="preserve">Quick Check: Use 2D constraints, Physics2D.Raycast, and advanced 2D physics features?</w:t>
+              <w:t xml:space="preserve">Write the key syntax or steps for using 2D constraints, Physics2D.Raycast,. What's one mistake beginners commonly make?</w:t>
             </w:r>
             <w:r>
               <w:rPr>

--- a/Video Game Design - year/Unit 3 - Physics & Collision/Daily Lesson Plans/Word/Day 18.docx
+++ b/Video Game Design - year/Unit 3 - Physics & Collision/Daily Lesson Plans/Word/Day 18.docx
@@ -1169,6 +1169,19 @@
             <w:r>
               <w:rPr>
                 <w:rFonts w:ascii="Arial" w:cs="Arial" w:eastAsia="Arial" w:hAnsi="Arial"/>
+                <w:b/>
+                <w:bCs/>
+                <w:i w:val="false"/>
+                <w:iCs w:val="false"/>
+                <w:color w:val="000000"/>
+                <w:sz w:val="20"/>
+                <w:szCs w:val="20"/>
+              </w:rPr>
+              <w:t xml:space="preserve">    Beginner: </w:t>
+            </w:r>
+            <w:r>
+              <w:rPr>
+                <w:rFonts w:ascii="Arial" w:cs="Arial" w:eastAsia="Arial" w:hAnsi="Arial"/>
                 <w:b w:val="false"/>
                 <w:bCs w:val="false"/>
                 <w:i w:val="false"/>
@@ -1177,7 +1190,77 @@
                 <w:sz w:val="20"/>
                 <w:szCs w:val="20"/>
               </w:rPr>
-              <w:t xml:space="preserve">    Work through problems from the day's exercise set.</w:t>
+              <w:t xml:space="preserve">Create a one-way platform. Player can jump through from below, but stands on top when landing from above.</w:t>
+            </w:r>
+            <w:r>
+              <w:rPr>
+                <w:rFonts w:ascii="Arial" w:cs="Arial" w:eastAsia="Arial" w:hAnsi="Arial"/>
+                <w:sz w:val="20"/>
+                <w:szCs w:val="20"/>
+              </w:rPr>
+              <w:br/>
+              <w:t xml:space="preserve"/>
+            </w:r>
+            <w:r>
+              <w:rPr>
+                <w:rFonts w:ascii="Arial" w:cs="Arial" w:eastAsia="Arial" w:hAnsi="Arial"/>
+                <w:b/>
+                <w:bCs/>
+                <w:i w:val="false"/>
+                <w:iCs w:val="false"/>
+                <w:color w:val="000000"/>
+                <w:sz w:val="20"/>
+                <w:szCs w:val="20"/>
+              </w:rPr>
+              <w:t xml:space="preserve">    Intermediate: </w:t>
+            </w:r>
+            <w:r>
+              <w:rPr>
+                <w:rFonts w:ascii="Arial" w:cs="Arial" w:eastAsia="Arial" w:hAnsi="Arial"/>
+                <w:b w:val="false"/>
+                <w:bCs w:val="false"/>
+                <w:i w:val="false"/>
+                <w:iCs w:val="false"/>
+                <w:color w:val="000000"/>
+                <w:sz w:val="20"/>
+                <w:szCs w:val="20"/>
+              </w:rPr>
+              <w:t xml:space="preserve">Build a wall-slide system. When touching a wall, player slides down slowly and can wall-jump.</w:t>
+            </w:r>
+            <w:r>
+              <w:rPr>
+                <w:rFonts w:ascii="Arial" w:cs="Arial" w:eastAsia="Arial" w:hAnsi="Arial"/>
+                <w:sz w:val="20"/>
+                <w:szCs w:val="20"/>
+              </w:rPr>
+              <w:br/>
+              <w:t xml:space="preserve"/>
+            </w:r>
+            <w:r>
+              <w:rPr>
+                <w:rFonts w:ascii="Arial" w:cs="Arial" w:eastAsia="Arial" w:hAnsi="Arial"/>
+                <w:b/>
+                <w:bCs/>
+                <w:i w:val="false"/>
+                <w:iCs w:val="false"/>
+                <w:color w:val="000000"/>
+                <w:sz w:val="20"/>
+                <w:szCs w:val="20"/>
+              </w:rPr>
+              <w:t xml:space="preserve">    Challenge: </w:t>
+            </w:r>
+            <w:r>
+              <w:rPr>
+                <w:rFonts w:ascii="Arial" w:cs="Arial" w:eastAsia="Arial" w:hAnsi="Arial"/>
+                <w:b w:val="false"/>
+                <w:bCs w:val="false"/>
+                <w:i w:val="false"/>
+                <w:iCs w:val="false"/>
+                <w:color w:val="000000"/>
+                <w:sz w:val="20"/>
+                <w:szCs w:val="20"/>
+              </w:rPr>
+              <w:t xml:space="preserve">Create a "momentum-based" platformer. Player builds speed by running and can slide under low passages if moving fast enough.</w:t>
             </w:r>
             <w:r>
               <w:rPr>
@@ -1574,136 +1657,6 @@
           <w:szCs w:val="20"/>
         </w:rPr>
         <w:t xml:space="preserve">Metroid: One-way platforms and bouncy jumps</w:t>
-      </w:r>
-    </w:p>
-    <w:p>
-      <w:pPr>
-        <w:spacing w:after="60"/>
-      </w:pPr>
-      <w:r>
-        <w:rPr>
-          <w:rFonts w:ascii="Arial" w:cs="Arial" w:eastAsia="Arial" w:hAnsi="Arial"/>
-          <w:sz w:val="20"/>
-          <w:szCs w:val="20"/>
-        </w:rPr>
-        <w:t xml:space="preserve">1. Create advanced platformer level</w:t>
-      </w:r>
-    </w:p>
-    <w:p>
-      <w:pPr>
-        <w:spacing w:after="60"/>
-      </w:pPr>
-      <w:r>
-        <w:rPr>
-          <w:rFonts w:ascii="Arial" w:cs="Arial" w:eastAsia="Arial" w:hAnsi="Arial"/>
-          <w:sz w:val="20"/>
-          <w:szCs w:val="20"/>
-        </w:rPr>
-        <w:t xml:space="preserve">2. Set up Player with Rigidbody2D:</w:t>
-      </w:r>
-    </w:p>
-    <w:p>
-      <w:pPr>
-        <w:spacing w:after="60"/>
-      </w:pPr>
-      <w:r>
-        <w:rPr>
-          <w:rFonts w:ascii="Arial" w:cs="Arial" w:eastAsia="Arial" w:hAnsi="Arial"/>
-          <w:sz w:val="20"/>
-          <w:szCs w:val="20"/>
-        </w:rPr>
-        <w:t xml:space="preserve">- Gravity Scale: 1</w:t>
-      </w:r>
-    </w:p>
-    <w:p>
-      <w:pPr>
-        <w:spacing w:after="60"/>
-      </w:pPr>
-      <w:r>
-        <w:rPr>
-          <w:rFonts w:ascii="Arial" w:cs="Arial" w:eastAsia="Arial" w:hAnsi="Arial"/>
-          <w:sz w:val="20"/>
-          <w:szCs w:val="20"/>
-        </w:rPr>
-        <w:t xml:space="preserve">- Constraints: Freeze Rotation Z</w:t>
-      </w:r>
-    </w:p>
-    <w:p>
-      <w:pPr>
-        <w:spacing w:after="60"/>
-      </w:pPr>
-      <w:r>
-        <w:rPr>
-          <w:rFonts w:ascii="Arial" w:cs="Arial" w:eastAsia="Arial" w:hAnsi="Arial"/>
-          <w:sz w:val="20"/>
-          <w:szCs w:val="20"/>
-        </w:rPr>
-        <w:t xml:space="preserve">3. Create one-way platform:</w:t>
-      </w:r>
-    </w:p>
-    <w:p>
-      <w:pPr>
-        <w:spacing w:after="60"/>
-      </w:pPr>
-      <w:r>
-        <w:rPr>
-          <w:rFonts w:ascii="Arial" w:cs="Arial" w:eastAsia="Arial" w:hAnsi="Arial"/>
-          <w:sz w:val="20"/>
-          <w:szCs w:val="20"/>
-        </w:rPr>
-        <w:t xml:space="preserve">- Use EdgeCollider2D instead of BoxCollider2D</w:t>
-      </w:r>
-    </w:p>
-    <w:p>
-      <w:pPr>
-        <w:spacing w:after="60"/>
-      </w:pPr>
-      <w:r>
-        <w:rPr>
-          <w:rFonts w:ascii="Arial" w:cs="Arial" w:eastAsia="Arial" w:hAnsi="Arial"/>
-          <w:sz w:val="20"/>
-          <w:szCs w:val="20"/>
-        </w:rPr>
-        <w:t xml:space="preserve">- Attach OneWayPlatform script</w:t>
-      </w:r>
-    </w:p>
-    <w:p>
-      <w:pPr>
-        <w:spacing w:after="60"/>
-      </w:pPr>
-      <w:r>
-        <w:rPr>
-          <w:rFonts w:ascii="Arial" w:cs="Arial" w:eastAsia="Arial" w:hAnsi="Arial"/>
-          <w:sz w:val="20"/>
-          <w:szCs w:val="20"/>
-        </w:rPr>
-        <w:t xml:space="preserve">4. Create walls for wall-slide testing</w:t>
-      </w:r>
-    </w:p>
-    <w:p>
-      <w:pPr>
-        <w:spacing w:after="60"/>
-      </w:pPr>
-      <w:r>
-        <w:rPr>
-          <w:rFonts w:ascii="Arial" w:cs="Arial" w:eastAsia="Arial" w:hAnsi="Arial"/>
-          <w:sz w:val="20"/>
-          <w:szCs w:val="20"/>
-        </w:rPr>
-        <w:t xml:space="preserve">5. Attach Advanced2DController to player</w:t>
-      </w:r>
-    </w:p>
-    <w:p>
-      <w:pPr>
-        <w:spacing w:after="60"/>
-      </w:pPr>
-      <w:r>
-        <w:rPr>
-          <w:rFonts w:ascii="Arial" w:cs="Arial" w:eastAsia="Arial" w:hAnsi="Arial"/>
-          <w:sz w:val="20"/>
-          <w:szCs w:val="20"/>
-        </w:rPr>
-        <w:t xml:space="preserve">6. Press Play: Test movement, jumping, wall sliding</w:t>
       </w:r>
     </w:p>
     <w:p>
@@ -4214,6 +4167,94 @@
       <w:pPr>
         <w:spacing w:after="160"/>
       </w:pPr>
+    </w:p>
+    <w:p>
+      <w:pPr>
+        <w:pBdr>
+          <w:bottom w:val="single" w:color="5B2D8E" w:sz="4" w:space="4"/>
+        </w:pBdr>
+        <w:spacing w:after="100" w:before="120"/>
+      </w:pPr>
+      <w:r>
+        <w:rPr>
+          <w:rFonts w:ascii="Arial" w:cs="Arial" w:eastAsia="Arial" w:hAnsi="Arial"/>
+          <w:b/>
+          <w:bCs/>
+          <w:color w:val="5B2D8E"/>
+          <w:sz w:val="24"/>
+          <w:szCs w:val="24"/>
+        </w:rPr>
+        <w:t xml:space="preserve">Practice Problems</w:t>
+      </w:r>
+    </w:p>
+    <w:p>
+      <w:pPr>
+        <w:spacing w:after="80"/>
+      </w:pPr>
+      <w:r>
+        <w:rPr>
+          <w:rFonts w:ascii="Arial" w:cs="Arial" w:eastAsia="Arial" w:hAnsi="Arial"/>
+          <w:b/>
+          <w:bCs/>
+          <w:sz w:val="20"/>
+          <w:szCs w:val="20"/>
+        </w:rPr>
+        <w:t xml:space="preserve">Problem 1: </w:t>
+      </w:r>
+      <w:r>
+        <w:rPr>
+          <w:rFonts w:ascii="Arial" w:cs="Arial" w:eastAsia="Arial" w:hAnsi="Arial"/>
+          <w:sz w:val="20"/>
+          <w:szCs w:val="20"/>
+        </w:rPr>
+        <w:t xml:space="preserve">Beginner:  Create a one-way platform. Player can jump through from below, but stands on top when landing from above.</w:t>
+      </w:r>
+    </w:p>
+    <w:p>
+      <w:pPr>
+        <w:spacing w:after="80"/>
+      </w:pPr>
+      <w:r>
+        <w:rPr>
+          <w:rFonts w:ascii="Arial" w:cs="Arial" w:eastAsia="Arial" w:hAnsi="Arial"/>
+          <w:b/>
+          <w:bCs/>
+          <w:sz w:val="20"/>
+          <w:szCs w:val="20"/>
+        </w:rPr>
+        <w:t xml:space="preserve">Problem 2: </w:t>
+      </w:r>
+      <w:r>
+        <w:rPr>
+          <w:rFonts w:ascii="Arial" w:cs="Arial" w:eastAsia="Arial" w:hAnsi="Arial"/>
+          <w:sz w:val="20"/>
+          <w:szCs w:val="20"/>
+        </w:rPr>
+        <w:t xml:space="preserve">Intermediate:  Build a wall-slide system. When touching a wall, player slides down slowly and can wall-jump.</w:t>
+      </w:r>
+    </w:p>
+    <w:p>
+      <w:pPr>
+        <w:spacing w:after="80"/>
+      </w:pPr>
+      <w:r>
+        <w:rPr>
+          <w:rFonts w:ascii="Arial" w:cs="Arial" w:eastAsia="Arial" w:hAnsi="Arial"/>
+          <w:b/>
+          <w:bCs/>
+          <w:sz w:val="20"/>
+          <w:szCs w:val="20"/>
+        </w:rPr>
+        <w:t xml:space="preserve">Problem 3: </w:t>
+      </w:r>
+      <w:r>
+        <w:rPr>
+          <w:rFonts w:ascii="Arial" w:cs="Arial" w:eastAsia="Arial" w:hAnsi="Arial"/>
+          <w:sz w:val="20"/>
+          <w:szCs w:val="20"/>
+        </w:rPr>
+        <w:t xml:space="preserve">Challenge:  Create a "momentum-based" platformer. Player builds speed by running and can slide under low passages if moving fast enough.</w:t>
+      </w:r>
     </w:p>
     <w:p>
       <w:pPr>
